--- a/document/Readme.docx
+++ b/document/Readme.docx
@@ -620,7 +620,6 @@
           <w:rFonts w:cs="B Zar"/>
         </w:rPr>
       </w:pPr>
-      <w:proofErr w:type="gramStart"/>
       <w:r>
         <w:rPr>
           <w:rFonts w:cs="B Zar"/>
@@ -633,41 +632,23 @@
         </w:rPr>
         <w:t>_</w:t>
       </w:r>
-      <w:proofErr w:type="spellStart"/>
-      <w:proofErr w:type="gramEnd"/>
-      <w:r>
-        <w:rPr>
-          <w:rFonts w:cs="B Zar"/>
-        </w:rPr>
-        <w:t>CrossYear</w:t>
-      </w:r>
-      <w:proofErr w:type="spellEnd"/>
-      <w:proofErr w:type="gramStart"/>
-      <w:r>
-        <w:rPr>
-          <w:rFonts w:cs="B Zar"/>
-        </w:rPr>
-        <w:t>_</w:t>
-      </w:r>
-      <w:r>
-        <w:rPr>
-          <w:rFonts w:cs="B Zar"/>
-        </w:rPr>
-        <w:t>{ count</w:t>
-      </w:r>
-      <w:proofErr w:type="gramEnd"/>
-      <w:r>
-        <w:rPr>
-          <w:rFonts w:cs="B Zar"/>
-        </w:rPr>
-        <w:t xml:space="preserve"> of </w:t>
-      </w:r>
-      <w:proofErr w:type="gramStart"/>
-      <w:r>
-        <w:rPr>
-          <w:rFonts w:cs="B Zar"/>
-        </w:rPr>
-        <w:t>record }</w:t>
+      <w:r>
+        <w:rPr>
+          <w:rFonts w:cs="B Zar"/>
+        </w:rPr>
+        <w:t>{ timeframe }_</w:t>
+      </w:r>
+      <w:r>
+        <w:rPr>
+          <w:rFonts w:cs="B Zar"/>
+        </w:rPr>
+        <w:t>CrossYear_</w:t>
+      </w:r>
+      <w:r>
+        <w:rPr>
+          <w:rFonts w:cs="B Zar"/>
+        </w:rPr>
+        <w:t>{ count of record }</w:t>
       </w:r>
       <w:r>
         <w:rPr>
@@ -679,14 +660,7 @@
         <w:rPr>
           <w:rFonts w:cs="B Zar"/>
         </w:rPr>
-        <w:t>{ timestamp</w:t>
-      </w:r>
-      <w:proofErr w:type="gramEnd"/>
-      <w:r>
-        <w:rPr>
-          <w:rFonts w:cs="B Zar"/>
-        </w:rPr>
-        <w:t xml:space="preserve"> }</w:t>
+        <w:t>{ timestamp }</w:t>
       </w:r>
       <w:r>
         <w:rPr>
@@ -2865,6 +2839,7 @@
   <w:style w:type="character" w:default="1" w:styleId="DefaultParagraphFont">
     <w:name w:val="Default Paragraph Font"/>
     <w:uiPriority w:val="1"/>
+    <w:semiHidden/>
     <w:unhideWhenUsed/>
   </w:style>
   <w:style w:type="table" w:default="1" w:styleId="TableNormal">

--- a/document/Readme.docx
+++ b/document/Readme.docx
@@ -840,9 +840,479 @@
           <w:rFonts w:cs="B Zar"/>
           <w:sz w:val="24"/>
           <w:szCs w:val="24"/>
-          <w:lang w:bidi="fa-IR"/>
-        </w:rPr>
-      </w:pPr>
+          <w:rtl/>
+          <w:lang w:bidi="fa-IR"/>
+        </w:rPr>
+      </w:pPr>
+    </w:p>
+    <w:p>
+      <w:pPr>
+        <w:bidi/>
+        <w:jc w:val="both"/>
+        <w:rPr>
+          <w:rFonts w:cs="B Zar"/>
+          <w:b/>
+          <w:bCs/>
+          <w:sz w:val="28"/>
+          <w:szCs w:val="28"/>
+          <w:rtl/>
+          <w:lang w:bidi="fa-IR"/>
+        </w:rPr>
+      </w:pPr>
+      <w:r>
+        <w:rPr>
+          <w:rFonts w:cs="B Zar" w:hint="cs"/>
+          <w:b/>
+          <w:bCs/>
+          <w:sz w:val="28"/>
+          <w:szCs w:val="28"/>
+          <w:rtl/>
+          <w:lang w:bidi="fa-IR"/>
+        </w:rPr>
+        <w:lastRenderedPageBreak/>
+        <w:t>تغییرات برنامه:</w:t>
+      </w:r>
+    </w:p>
+    <w:p>
+      <w:pPr>
+        <w:bidi/>
+        <w:jc w:val="both"/>
+        <w:rPr>
+          <w:rFonts w:cs="B Zar"/>
+          <w:b/>
+          <w:bCs/>
+          <w:sz w:val="2"/>
+          <w:szCs w:val="2"/>
+          <w:rtl/>
+          <w:lang w:bidi="fa-IR"/>
+        </w:rPr>
+      </w:pPr>
+    </w:p>
+    <w:p>
+      <w:pPr>
+        <w:pStyle w:val="ListParagraph"/>
+        <w:numPr>
+          <w:ilvl w:val="0"/>
+          <w:numId w:val="7"/>
+        </w:numPr>
+        <w:bidi/>
+        <w:ind w:left="360"/>
+        <w:rPr>
+          <w:rFonts w:cs="B Zar"/>
+          <w:lang w:bidi="fa-IR"/>
+        </w:rPr>
+      </w:pPr>
+      <w:r>
+        <w:rPr>
+          <w:rFonts w:cs="B Zar" w:hint="cs"/>
+          <w:rtl/>
+          <w:lang w:bidi="fa-IR"/>
+        </w:rPr>
+        <w:t>1</w:t>
+      </w:r>
+      <w:r>
+        <w:rPr>
+          <w:rFonts w:cs="B Zar" w:hint="cs"/>
+          <w:rtl/>
+          <w:lang w:bidi="fa-IR"/>
+        </w:rPr>
+        <w:t>.</w:t>
+      </w:r>
+      <w:r>
+        <w:rPr>
+          <w:rFonts w:cs="B Zar" w:hint="cs"/>
+          <w:rtl/>
+          <w:lang w:bidi="fa-IR"/>
+        </w:rPr>
+        <w:t>0</w:t>
+      </w:r>
+      <w:r>
+        <w:rPr>
+          <w:rFonts w:cs="B Zar" w:hint="cs"/>
+          <w:rtl/>
+          <w:lang w:bidi="fa-IR"/>
+        </w:rPr>
+        <w:t>.</w:t>
+      </w:r>
+      <w:r>
+        <w:rPr>
+          <w:rFonts w:cs="B Zar" w:hint="cs"/>
+          <w:rtl/>
+          <w:lang w:bidi="fa-IR"/>
+        </w:rPr>
+        <w:t>1</w:t>
+      </w:r>
+      <w:r>
+        <w:rPr>
+          <w:rFonts w:cs="B Zar" w:hint="cs"/>
+          <w:rtl/>
+          <w:lang w:bidi="fa-IR"/>
+        </w:rPr>
+        <w:t>: (ظریف)</w:t>
+      </w:r>
+    </w:p>
+    <w:p>
+      <w:pPr>
+        <w:pStyle w:val="ListParagraph"/>
+        <w:numPr>
+          <w:ilvl w:val="0"/>
+          <w:numId w:val="14"/>
+        </w:numPr>
+        <w:bidi/>
+        <w:ind w:left="810"/>
+        <w:jc w:val="both"/>
+        <w:rPr>
+          <w:rFonts w:cs="B Zar"/>
+          <w:lang w:bidi="fa-IR"/>
+        </w:rPr>
+      </w:pPr>
+      <w:r>
+        <w:rPr>
+          <w:rFonts w:cs="B Zar"/>
+          <w:rtl/>
+          <w:lang w:bidi="fa-IR"/>
+        </w:rPr>
+        <w:t>تغ</w:t>
+      </w:r>
+      <w:r>
+        <w:rPr>
+          <w:rFonts w:cs="B Zar" w:hint="cs"/>
+          <w:rtl/>
+          <w:lang w:bidi="fa-IR"/>
+        </w:rPr>
+        <w:t>یی</w:t>
+      </w:r>
+      <w:r>
+        <w:rPr>
+          <w:rFonts w:cs="B Zar" w:hint="eastAsia"/>
+          <w:rtl/>
+          <w:lang w:bidi="fa-IR"/>
+        </w:rPr>
+        <w:t>ر</w:t>
+      </w:r>
+      <w:r>
+        <w:rPr>
+          <w:rFonts w:cs="B Zar"/>
+          <w:rtl/>
+          <w:lang w:bidi="fa-IR"/>
+        </w:rPr>
+        <w:t xml:space="preserve"> در انتخاب سفارش‌ها</w:t>
+      </w:r>
+      <w:r>
+        <w:rPr>
+          <w:rFonts w:cs="B Zar"/>
+          <w:lang w:bidi="fa-IR"/>
+        </w:rPr>
+        <w:t xml:space="preserve"> (Order) </w:t>
+      </w:r>
+      <w:r>
+        <w:rPr>
+          <w:rFonts w:cs="B Zar"/>
+          <w:rtl/>
+          <w:lang w:bidi="fa-IR"/>
+        </w:rPr>
+        <w:t>برا</w:t>
+      </w:r>
+      <w:r>
+        <w:rPr>
+          <w:rFonts w:cs="B Zar" w:hint="cs"/>
+          <w:rtl/>
+          <w:lang w:bidi="fa-IR"/>
+        </w:rPr>
+        <w:t>ی</w:t>
+      </w:r>
+      <w:r>
+        <w:rPr>
+          <w:rFonts w:cs="B Zar"/>
+          <w:rtl/>
+          <w:lang w:bidi="fa-IR"/>
+        </w:rPr>
+        <w:t xml:space="preserve"> هر معامله تنها در صورت</w:t>
+      </w:r>
+      <w:r>
+        <w:rPr>
+          <w:rFonts w:cs="B Zar" w:hint="cs"/>
+          <w:rtl/>
+          <w:lang w:bidi="fa-IR"/>
+        </w:rPr>
+        <w:t>ی</w:t>
+      </w:r>
+      <w:r>
+        <w:rPr>
+          <w:rFonts w:cs="B Zar"/>
+          <w:rtl/>
+          <w:lang w:bidi="fa-IR"/>
+        </w:rPr>
+        <w:t xml:space="preserve"> انجام م</w:t>
+      </w:r>
+      <w:r>
+        <w:rPr>
+          <w:rFonts w:cs="B Zar" w:hint="cs"/>
+          <w:rtl/>
+          <w:lang w:bidi="fa-IR"/>
+        </w:rPr>
+        <w:t>ی‌</w:t>
+      </w:r>
+      <w:r>
+        <w:rPr>
+          <w:rFonts w:cs="B Zar" w:hint="eastAsia"/>
+          <w:rtl/>
+          <w:lang w:bidi="fa-IR"/>
+        </w:rPr>
+        <w:t>شود</w:t>
+      </w:r>
+      <w:r>
+        <w:rPr>
+          <w:rFonts w:cs="B Zar"/>
+          <w:rtl/>
+          <w:lang w:bidi="fa-IR"/>
+        </w:rPr>
+        <w:t xml:space="preserve"> که فا</w:t>
+      </w:r>
+      <w:r>
+        <w:rPr>
+          <w:rFonts w:cs="B Zar" w:hint="cs"/>
+          <w:rtl/>
+          <w:lang w:bidi="fa-IR"/>
+        </w:rPr>
+        <w:t>ی</w:t>
+      </w:r>
+      <w:r>
+        <w:rPr>
+          <w:rFonts w:cs="B Zar" w:hint="eastAsia"/>
+          <w:rtl/>
+          <w:lang w:bidi="fa-IR"/>
+        </w:rPr>
+        <w:t>ل</w:t>
+      </w:r>
+      <w:r>
+        <w:rPr>
+          <w:rFonts w:cs="B Zar"/>
+          <w:rtl/>
+          <w:lang w:bidi="fa-IR"/>
+        </w:rPr>
+        <w:t xml:space="preserve"> اتصال</w:t>
+      </w:r>
+      <w:r>
+        <w:rPr>
+          <w:rFonts w:cs="B Zar"/>
+          <w:lang w:bidi="fa-IR"/>
+        </w:rPr>
+        <w:t xml:space="preserve"> (Connect) </w:t>
+      </w:r>
+      <w:r>
+        <w:rPr>
+          <w:rFonts w:cs="B Zar"/>
+          <w:rtl/>
+          <w:lang w:bidi="fa-IR"/>
+        </w:rPr>
+        <w:t>به عنوان ورود</w:t>
+      </w:r>
+      <w:r>
+        <w:rPr>
+          <w:rFonts w:cs="B Zar" w:hint="cs"/>
+          <w:rtl/>
+          <w:lang w:bidi="fa-IR"/>
+        </w:rPr>
+        <w:t>ی</w:t>
+      </w:r>
+      <w:r>
+        <w:rPr>
+          <w:rFonts w:cs="B Zar"/>
+          <w:rtl/>
+          <w:lang w:bidi="fa-IR"/>
+        </w:rPr>
+        <w:t xml:space="preserve"> داده شود. در ا</w:t>
+      </w:r>
+      <w:r>
+        <w:rPr>
+          <w:rFonts w:cs="B Zar" w:hint="cs"/>
+          <w:rtl/>
+          <w:lang w:bidi="fa-IR"/>
+        </w:rPr>
+        <w:t>ی</w:t>
+      </w:r>
+      <w:r>
+        <w:rPr>
+          <w:rFonts w:cs="B Zar" w:hint="eastAsia"/>
+          <w:rtl/>
+          <w:lang w:bidi="fa-IR"/>
+        </w:rPr>
+        <w:t>ن</w:t>
+      </w:r>
+      <w:r>
+        <w:rPr>
+          <w:rFonts w:cs="B Zar"/>
+          <w:rtl/>
+          <w:lang w:bidi="fa-IR"/>
+        </w:rPr>
+        <w:t xml:space="preserve"> حالت، برنامه از فا</w:t>
+      </w:r>
+      <w:r>
+        <w:rPr>
+          <w:rFonts w:cs="B Zar" w:hint="cs"/>
+          <w:rtl/>
+          <w:lang w:bidi="fa-IR"/>
+        </w:rPr>
+        <w:t>ی</w:t>
+      </w:r>
+      <w:r>
+        <w:rPr>
+          <w:rFonts w:cs="B Zar" w:hint="eastAsia"/>
+          <w:rtl/>
+          <w:lang w:bidi="fa-IR"/>
+        </w:rPr>
+        <w:t>ل</w:t>
+      </w:r>
+      <w:r>
+        <w:rPr>
+          <w:rFonts w:cs="B Zar"/>
+          <w:rtl/>
+          <w:lang w:bidi="fa-IR"/>
+        </w:rPr>
+        <w:t xml:space="preserve"> اتصال برا</w:t>
+      </w:r>
+      <w:r>
+        <w:rPr>
+          <w:rFonts w:cs="B Zar" w:hint="cs"/>
+          <w:rtl/>
+          <w:lang w:bidi="fa-IR"/>
+        </w:rPr>
+        <w:t>ی</w:t>
+      </w:r>
+      <w:r>
+        <w:rPr>
+          <w:rFonts w:cs="B Zar"/>
+          <w:rtl/>
+          <w:lang w:bidi="fa-IR"/>
+        </w:rPr>
+        <w:t xml:space="preserve"> استفاده از آ</w:t>
+      </w:r>
+      <w:r>
+        <w:rPr>
+          <w:rFonts w:cs="B Zar" w:hint="cs"/>
+          <w:rtl/>
+          <w:lang w:bidi="fa-IR"/>
+        </w:rPr>
+        <w:t>ی</w:t>
+      </w:r>
+      <w:r>
+        <w:rPr>
+          <w:rFonts w:cs="B Zar" w:hint="eastAsia"/>
+          <w:rtl/>
+          <w:lang w:bidi="fa-IR"/>
+        </w:rPr>
+        <w:t>د</w:t>
+      </w:r>
+      <w:r>
+        <w:rPr>
+          <w:rFonts w:cs="B Zar" w:hint="cs"/>
+          <w:rtl/>
+          <w:lang w:bidi="fa-IR"/>
+        </w:rPr>
+        <w:t>ی</w:t>
+      </w:r>
+      <w:r>
+        <w:rPr>
+          <w:rFonts w:cs="B Zar"/>
+          <w:rtl/>
+          <w:lang w:bidi="fa-IR"/>
+        </w:rPr>
+        <w:t xml:space="preserve"> سفارش‌ها</w:t>
+      </w:r>
+      <w:r>
+        <w:rPr>
+          <w:rFonts w:cs="B Zar"/>
+          <w:lang w:bidi="fa-IR"/>
+        </w:rPr>
+        <w:t xml:space="preserve"> (Order ID) </w:t>
+      </w:r>
+      <w:r>
+        <w:rPr>
+          <w:rFonts w:cs="B Zar"/>
+          <w:rtl/>
+          <w:lang w:bidi="fa-IR"/>
+        </w:rPr>
+        <w:t>و معامله‌ها</w:t>
+      </w:r>
+      <w:r>
+        <w:rPr>
+          <w:rFonts w:cs="B Zar"/>
+          <w:lang w:bidi="fa-IR"/>
+        </w:rPr>
+        <w:t xml:space="preserve"> (Deal ID) </w:t>
+      </w:r>
+      <w:r>
+        <w:rPr>
+          <w:rFonts w:cs="B Zar"/>
+          <w:rtl/>
+          <w:lang w:bidi="fa-IR"/>
+        </w:rPr>
+        <w:t>ورود</w:t>
+      </w:r>
+      <w:r>
+        <w:rPr>
+          <w:rFonts w:cs="B Zar" w:hint="cs"/>
+          <w:rtl/>
+          <w:lang w:bidi="fa-IR"/>
+        </w:rPr>
+        <w:t>ی</w:t>
+      </w:r>
+      <w:r>
+        <w:rPr>
+          <w:rFonts w:cs="B Zar"/>
+          <w:rtl/>
+          <w:lang w:bidi="fa-IR"/>
+        </w:rPr>
+        <w:t xml:space="preserve"> استفاده م</w:t>
+      </w:r>
+      <w:r>
+        <w:rPr>
+          <w:rFonts w:cs="B Zar" w:hint="cs"/>
+          <w:rtl/>
+          <w:lang w:bidi="fa-IR"/>
+        </w:rPr>
+        <w:t>ی‌</w:t>
+      </w:r>
+      <w:r>
+        <w:rPr>
+          <w:rFonts w:cs="B Zar" w:hint="eastAsia"/>
+          <w:rtl/>
+          <w:lang w:bidi="fa-IR"/>
+        </w:rPr>
+        <w:t>کند</w:t>
+      </w:r>
+      <w:r>
+        <w:rPr>
+          <w:rFonts w:cs="B Zar"/>
+          <w:lang w:bidi="fa-IR"/>
+        </w:rPr>
+        <w:t>.</w:t>
+      </w:r>
+    </w:p>
+    <w:p>
+      <w:pPr>
+        <w:pStyle w:val="ListParagraph"/>
+        <w:numPr>
+          <w:ilvl w:val="0"/>
+          <w:numId w:val="14"/>
+        </w:numPr>
+        <w:bidi/>
+        <w:ind w:left="810"/>
+        <w:jc w:val="both"/>
+        <w:rPr>
+          <w:rFonts w:cs="B Zar"/>
+          <w:lang w:bidi="fa-IR"/>
+        </w:rPr>
+      </w:pPr>
+      <w:r>
+        <w:rPr>
+          <w:rFonts w:cs="B Zar" w:hint="cs"/>
+          <w:rtl/>
+          <w:lang w:bidi="fa-IR"/>
+        </w:rPr>
+        <w:t>بروزرسانی لیست مک آدرس های برنامه.</w:t>
+      </w:r>
     </w:p>
     <w:sectPr>
       <w:pgSz w:w="12240" w:h="15840"/>
@@ -1941,111 +2411,224 @@
     </w:lvl>
   </w:abstractNum>
   <w:abstractNum w:abstractNumId="9" w15:restartNumberingAfterBreak="0">
+    <w:nsid w:val="36D12E15"/>
+    <w:multiLevelType w:val="hybridMultilevel"/>
+    <w:tmpl w:val="85D4ADCA"/>
+    <w:lvl w:ilvl="0" w:tplc="04090001">
+      <w:start w:val="1"/>
+      <w:numFmt w:val="bullet"/>
+      <w:lvlText w:val=""/>
+      <w:lvlJc w:val="left"/>
+      <w:pPr>
+        <w:ind w:left="1446" w:hanging="360"/>
+      </w:pPr>
+      <w:rPr>
+        <w:rFonts w:ascii="Symbol" w:hAnsi="Symbol" w:hint="default"/>
+      </w:rPr>
+    </w:lvl>
+    <w:lvl w:ilvl="1" w:tplc="FFFFFFFF">
+      <w:start w:val="1"/>
+      <w:numFmt w:val="bullet"/>
+      <w:lvlText w:val="o"/>
+      <w:lvlJc w:val="left"/>
+      <w:pPr>
+        <w:ind w:left="2166" w:hanging="360"/>
+      </w:pPr>
+      <w:rPr>
+        <w:rFonts w:ascii="Courier New" w:hAnsi="Courier New" w:cs="Courier New" w:hint="default"/>
+      </w:rPr>
+    </w:lvl>
+    <w:lvl w:ilvl="2" w:tplc="FFFFFFFF">
+      <w:start w:val="1"/>
+      <w:numFmt w:val="bullet"/>
+      <w:lvlText w:val=""/>
+      <w:lvlJc w:val="left"/>
+      <w:pPr>
+        <w:ind w:left="2886" w:hanging="360"/>
+      </w:pPr>
+      <w:rPr>
+        <w:rFonts w:ascii="Wingdings" w:hAnsi="Wingdings" w:hint="default"/>
+      </w:rPr>
+    </w:lvl>
+    <w:lvl w:ilvl="3" w:tplc="FFFFFFFF" w:tentative="1">
+      <w:start w:val="1"/>
+      <w:numFmt w:val="bullet"/>
+      <w:lvlText w:val=""/>
+      <w:lvlJc w:val="left"/>
+      <w:pPr>
+        <w:ind w:left="3606" w:hanging="360"/>
+      </w:pPr>
+      <w:rPr>
+        <w:rFonts w:ascii="Symbol" w:hAnsi="Symbol" w:hint="default"/>
+      </w:rPr>
+    </w:lvl>
+    <w:lvl w:ilvl="4" w:tplc="FFFFFFFF" w:tentative="1">
+      <w:start w:val="1"/>
+      <w:numFmt w:val="bullet"/>
+      <w:lvlText w:val="o"/>
+      <w:lvlJc w:val="left"/>
+      <w:pPr>
+        <w:ind w:left="4326" w:hanging="360"/>
+      </w:pPr>
+      <w:rPr>
+        <w:rFonts w:ascii="Courier New" w:hAnsi="Courier New" w:cs="Courier New" w:hint="default"/>
+      </w:rPr>
+    </w:lvl>
+    <w:lvl w:ilvl="5" w:tplc="FFFFFFFF" w:tentative="1">
+      <w:start w:val="1"/>
+      <w:numFmt w:val="bullet"/>
+      <w:lvlText w:val=""/>
+      <w:lvlJc w:val="left"/>
+      <w:pPr>
+        <w:ind w:left="5046" w:hanging="360"/>
+      </w:pPr>
+      <w:rPr>
+        <w:rFonts w:ascii="Wingdings" w:hAnsi="Wingdings" w:hint="default"/>
+      </w:rPr>
+    </w:lvl>
+    <w:lvl w:ilvl="6" w:tplc="FFFFFFFF" w:tentative="1">
+      <w:start w:val="1"/>
+      <w:numFmt w:val="bullet"/>
+      <w:lvlText w:val=""/>
+      <w:lvlJc w:val="left"/>
+      <w:pPr>
+        <w:ind w:left="5766" w:hanging="360"/>
+      </w:pPr>
+      <w:rPr>
+        <w:rFonts w:ascii="Symbol" w:hAnsi="Symbol" w:hint="default"/>
+      </w:rPr>
+    </w:lvl>
+    <w:lvl w:ilvl="7" w:tplc="FFFFFFFF" w:tentative="1">
+      <w:start w:val="1"/>
+      <w:numFmt w:val="bullet"/>
+      <w:lvlText w:val="o"/>
+      <w:lvlJc w:val="left"/>
+      <w:pPr>
+        <w:ind w:left="6486" w:hanging="360"/>
+      </w:pPr>
+      <w:rPr>
+        <w:rFonts w:ascii="Courier New" w:hAnsi="Courier New" w:cs="Courier New" w:hint="default"/>
+      </w:rPr>
+    </w:lvl>
+    <w:lvl w:ilvl="8" w:tplc="FFFFFFFF" w:tentative="1">
+      <w:start w:val="1"/>
+      <w:numFmt w:val="bullet"/>
+      <w:lvlText w:val=""/>
+      <w:lvlJc w:val="left"/>
+      <w:pPr>
+        <w:ind w:left="7206" w:hanging="360"/>
+      </w:pPr>
+      <w:rPr>
+        <w:rFonts w:ascii="Wingdings" w:hAnsi="Wingdings" w:hint="default"/>
+      </w:rPr>
+    </w:lvl>
+  </w:abstractNum>
+  <w:abstractNum w:abstractNumId="10" w15:restartNumberingAfterBreak="0">
     <w:nsid w:val="48D96F15"/>
     <w:multiLevelType w:val="hybridMultilevel"/>
-    <w:tmpl w:val="0A140F28"/>
-    <w:lvl w:ilvl="0" w:tplc="04090001">
+    <w:tmpl w:val="92404F6C"/>
+    <w:lvl w:ilvl="0" w:tplc="04090009">
+      <w:start w:val="1"/>
+      <w:numFmt w:val="bullet"/>
+      <w:lvlText w:val=""/>
+      <w:lvlJc w:val="left"/>
+      <w:pPr>
+        <w:ind w:left="1446" w:hanging="360"/>
+      </w:pPr>
+      <w:rPr>
+        <w:rFonts w:ascii="Wingdings" w:hAnsi="Wingdings" w:hint="default"/>
+      </w:rPr>
+    </w:lvl>
+    <w:lvl w:ilvl="1" w:tplc="04090003">
+      <w:start w:val="1"/>
+      <w:numFmt w:val="bullet"/>
+      <w:lvlText w:val="o"/>
+      <w:lvlJc w:val="left"/>
+      <w:pPr>
+        <w:ind w:left="2166" w:hanging="360"/>
+      </w:pPr>
+      <w:rPr>
+        <w:rFonts w:ascii="Courier New" w:hAnsi="Courier New" w:cs="Courier New" w:hint="default"/>
+      </w:rPr>
+    </w:lvl>
+    <w:lvl w:ilvl="2" w:tplc="04090005">
+      <w:start w:val="1"/>
+      <w:numFmt w:val="bullet"/>
+      <w:lvlText w:val=""/>
+      <w:lvlJc w:val="left"/>
+      <w:pPr>
+        <w:ind w:left="2886" w:hanging="360"/>
+      </w:pPr>
+      <w:rPr>
+        <w:rFonts w:ascii="Wingdings" w:hAnsi="Wingdings" w:hint="default"/>
+      </w:rPr>
+    </w:lvl>
+    <w:lvl w:ilvl="3" w:tplc="04090001" w:tentative="1">
       <w:start w:val="1"/>
       <w:numFmt w:val="bullet"/>
       <w:lvlText w:val=""/>
       <w:lvlJc w:val="left"/>
       <w:pPr>
-        <w:ind w:left="1446" w:hanging="360"/>
+        <w:ind w:left="3606" w:hanging="360"/>
       </w:pPr>
       <w:rPr>
         <w:rFonts w:ascii="Symbol" w:hAnsi="Symbol" w:hint="default"/>
       </w:rPr>
     </w:lvl>
-    <w:lvl w:ilvl="1" w:tplc="04090003">
+    <w:lvl w:ilvl="4" w:tplc="04090003" w:tentative="1">
       <w:start w:val="1"/>
       <w:numFmt w:val="bullet"/>
       <w:lvlText w:val="o"/>
       <w:lvlJc w:val="left"/>
       <w:pPr>
-        <w:ind w:left="2166" w:hanging="360"/>
+        <w:ind w:left="4326" w:hanging="360"/>
       </w:pPr>
       <w:rPr>
         <w:rFonts w:ascii="Courier New" w:hAnsi="Courier New" w:cs="Courier New" w:hint="default"/>
       </w:rPr>
     </w:lvl>
-    <w:lvl w:ilvl="2" w:tplc="04090005">
+    <w:lvl w:ilvl="5" w:tplc="04090005" w:tentative="1">
       <w:start w:val="1"/>
       <w:numFmt w:val="bullet"/>
       <w:lvlText w:val=""/>
       <w:lvlJc w:val="left"/>
       <w:pPr>
-        <w:ind w:left="2886" w:hanging="360"/>
-      </w:pPr>
-      <w:rPr>
-        <w:rFonts w:ascii="Wingdings" w:hAnsi="Wingdings" w:hint="default"/>
-      </w:rPr>
-    </w:lvl>
-    <w:lvl w:ilvl="3" w:tplc="04090001" w:tentative="1">
+        <w:ind w:left="5046" w:hanging="360"/>
+      </w:pPr>
+      <w:rPr>
+        <w:rFonts w:ascii="Wingdings" w:hAnsi="Wingdings" w:hint="default"/>
+      </w:rPr>
+    </w:lvl>
+    <w:lvl w:ilvl="6" w:tplc="04090001" w:tentative="1">
       <w:start w:val="1"/>
       <w:numFmt w:val="bullet"/>
       <w:lvlText w:val=""/>
       <w:lvlJc w:val="left"/>
       <w:pPr>
-        <w:ind w:left="3606" w:hanging="360"/>
+        <w:ind w:left="5766" w:hanging="360"/>
       </w:pPr>
       <w:rPr>
         <w:rFonts w:ascii="Symbol" w:hAnsi="Symbol" w:hint="default"/>
       </w:rPr>
     </w:lvl>
-    <w:lvl w:ilvl="4" w:tplc="04090003" w:tentative="1">
+    <w:lvl w:ilvl="7" w:tplc="04090003" w:tentative="1">
       <w:start w:val="1"/>
       <w:numFmt w:val="bullet"/>
       <w:lvlText w:val="o"/>
       <w:lvlJc w:val="left"/>
       <w:pPr>
-        <w:ind w:left="4326" w:hanging="360"/>
+        <w:ind w:left="6486" w:hanging="360"/>
       </w:pPr>
       <w:rPr>
         <w:rFonts w:ascii="Courier New" w:hAnsi="Courier New" w:cs="Courier New" w:hint="default"/>
       </w:rPr>
     </w:lvl>
-    <w:lvl w:ilvl="5" w:tplc="04090005" w:tentative="1">
+    <w:lvl w:ilvl="8" w:tplc="04090005" w:tentative="1">
       <w:start w:val="1"/>
       <w:numFmt w:val="bullet"/>
       <w:lvlText w:val=""/>
       <w:lvlJc w:val="left"/>
       <w:pPr>
-        <w:ind w:left="5046" w:hanging="360"/>
-      </w:pPr>
-      <w:rPr>
-        <w:rFonts w:ascii="Wingdings" w:hAnsi="Wingdings" w:hint="default"/>
-      </w:rPr>
-    </w:lvl>
-    <w:lvl w:ilvl="6" w:tplc="04090001" w:tentative="1">
-      <w:start w:val="1"/>
-      <w:numFmt w:val="bullet"/>
-      <w:lvlText w:val=""/>
-      <w:lvlJc w:val="left"/>
-      <w:pPr>
-        <w:ind w:left="5766" w:hanging="360"/>
-      </w:pPr>
-      <w:rPr>
-        <w:rFonts w:ascii="Symbol" w:hAnsi="Symbol" w:hint="default"/>
-      </w:rPr>
-    </w:lvl>
-    <w:lvl w:ilvl="7" w:tplc="04090003" w:tentative="1">
-      <w:start w:val="1"/>
-      <w:numFmt w:val="bullet"/>
-      <w:lvlText w:val="o"/>
-      <w:lvlJc w:val="left"/>
-      <w:pPr>
-        <w:ind w:left="6486" w:hanging="360"/>
-      </w:pPr>
-      <w:rPr>
-        <w:rFonts w:ascii="Courier New" w:hAnsi="Courier New" w:cs="Courier New" w:hint="default"/>
-      </w:rPr>
-    </w:lvl>
-    <w:lvl w:ilvl="8" w:tplc="04090005" w:tentative="1">
-      <w:start w:val="1"/>
-      <w:numFmt w:val="bullet"/>
-      <w:lvlText w:val=""/>
-      <w:lvlJc w:val="left"/>
-      <w:pPr>
         <w:ind w:left="7206" w:hanging="360"/>
       </w:pPr>
       <w:rPr>
@@ -2053,7 +2636,7 @@
       </w:rPr>
     </w:lvl>
   </w:abstractNum>
-  <w:abstractNum w:abstractNumId="10" w15:restartNumberingAfterBreak="0">
+  <w:abstractNum w:abstractNumId="11" w15:restartNumberingAfterBreak="0">
     <w:nsid w:val="49F804C5"/>
     <w:multiLevelType w:val="hybridMultilevel"/>
     <w:tmpl w:val="44643DD2"/>
@@ -2166,7 +2749,7 @@
       </w:rPr>
     </w:lvl>
   </w:abstractNum>
-  <w:abstractNum w:abstractNumId="11" w15:restartNumberingAfterBreak="0">
+  <w:abstractNum w:abstractNumId="12" w15:restartNumberingAfterBreak="0">
     <w:nsid w:val="5CCE0B73"/>
     <w:multiLevelType w:val="hybridMultilevel"/>
     <w:tmpl w:val="BEFC395A"/>
@@ -2279,7 +2862,7 @@
       </w:rPr>
     </w:lvl>
   </w:abstractNum>
-  <w:abstractNum w:abstractNumId="12" w15:restartNumberingAfterBreak="0">
+  <w:abstractNum w:abstractNumId="13" w15:restartNumberingAfterBreak="0">
     <w:nsid w:val="702509C7"/>
     <w:multiLevelType w:val="hybridMultilevel"/>
     <w:tmpl w:val="87F41CB6"/>
@@ -2399,10 +2982,10 @@
     <w:abstractNumId w:val="3"/>
   </w:num>
   <w:num w:numId="3" w16cid:durableId="879826544">
-    <w:abstractNumId w:val="12"/>
+    <w:abstractNumId w:val="13"/>
   </w:num>
   <w:num w:numId="4" w16cid:durableId="1654216468">
-    <w:abstractNumId w:val="11"/>
+    <w:abstractNumId w:val="12"/>
   </w:num>
   <w:num w:numId="5" w16cid:durableId="1456094468">
     <w:abstractNumId w:val="1"/>
@@ -2411,10 +2994,10 @@
     <w:abstractNumId w:val="5"/>
   </w:num>
   <w:num w:numId="7" w16cid:durableId="913122688">
-    <w:abstractNumId w:val="9"/>
+    <w:abstractNumId w:val="10"/>
   </w:num>
   <w:num w:numId="8" w16cid:durableId="1209338231">
-    <w:abstractNumId w:val="10"/>
+    <w:abstractNumId w:val="11"/>
   </w:num>
   <w:num w:numId="9" w16cid:durableId="93132231">
     <w:abstractNumId w:val="2"/>
@@ -2430,6 +3013,9 @@
   </w:num>
   <w:num w:numId="13" w16cid:durableId="1493716126">
     <w:abstractNumId w:val="4"/>
+  </w:num>
+  <w:num w:numId="14" w16cid:durableId="324435794">
+    <w:abstractNumId w:val="9"/>
   </w:num>
 </w:numbering>
 </file>
